--- a/doc/詩/唐朝/李白/李白-獨坐敬亭山.docx
+++ b/doc/詩/唐朝/李白/李白-獨坐敬亭山.docx
@@ -116,29 +116,7 @@
           <w:sz w:val="36"/>
           <w:szCs w:val="36"/>
         </w:rPr>
-        <w:t>衆鳥高飛盡，孤雲獨去閒。相看兩不厭，只有</w:t>
-      </w:r>
-      <w:proofErr w:type="gramStart"/>
-      <w:r>
-        <w:rPr>
-          <w:rFonts w:ascii="標楷體" w:eastAsia="標楷體" w:hAnsi="標楷體" w:cs="Arial" w:hint="eastAsia"/>
-          <w:bCs/>
-          <w:color w:val="0F0F0F"/>
-          <w:sz w:val="36"/>
-          <w:szCs w:val="36"/>
-        </w:rPr>
-        <w:t>敬亭山</w:t>
-      </w:r>
-      <w:proofErr w:type="gramEnd"/>
-      <w:r>
-        <w:rPr>
-          <w:rFonts w:ascii="標楷體" w:eastAsia="標楷體" w:hAnsi="標楷體" w:cs="Arial" w:hint="eastAsia"/>
-          <w:bCs/>
-          <w:color w:val="0F0F0F"/>
-          <w:sz w:val="36"/>
-          <w:szCs w:val="36"/>
-        </w:rPr>
-        <w:t>。</w:t>
+        <w:t>衆鳥高飛盡，孤雲獨去閒。相看兩不厭，只有敬亭山。</w:t>
       </w:r>
     </w:p>
     <w:p>
@@ -178,32 +156,39 @@
           <w:szCs w:val="28"/>
         </w:rPr>
       </w:pPr>
-      <w:proofErr w:type="gramStart"/>
       <w:r>
         <w:rPr>
           <w:rFonts w:ascii="標楷體" w:eastAsia="標楷體" w:hAnsi="標楷體" w:cs="標楷體" w:hint="eastAsia"/>
           <w:sz w:val="28"/>
           <w:szCs w:val="28"/>
         </w:rPr>
-        <w:t>敬亭山</w:t>
-      </w:r>
-      <w:proofErr w:type="gramEnd"/>
+        <w:t>敬亭山：在今</w:t>
+      </w:r>
       <w:r>
         <w:rPr>
           <w:rFonts w:ascii="標楷體" w:eastAsia="標楷體" w:hAnsi="標楷體" w:cs="標楷體" w:hint="eastAsia"/>
           <w:sz w:val="28"/>
           <w:szCs w:val="28"/>
-        </w:rPr>
-        <w:t>：在今</w:t>
+          <w:u w:val="single"/>
+        </w:rPr>
+        <w:t>安徽</w:t>
       </w:r>
       <w:r>
         <w:rPr>
           <w:rFonts w:ascii="標楷體" w:eastAsia="標楷體" w:hAnsi="標楷體" w:cs="標楷體" w:hint="eastAsia"/>
           <w:sz w:val="28"/>
           <w:szCs w:val="28"/>
+        </w:rPr>
+        <w:t xml:space="preserve"> </w:t>
+      </w:r>
+      <w:r>
+        <w:rPr>
+          <w:rFonts w:ascii="標楷體" w:eastAsia="標楷體" w:hAnsi="標楷體" w:cs="標楷體" w:hint="eastAsia"/>
+          <w:sz w:val="28"/>
+          <w:szCs w:val="28"/>
           <w:u w:val="single"/>
         </w:rPr>
-        <w:t>安徽</w:t>
+        <w:t>宣城市</w:t>
       </w:r>
       <w:r>
         <w:rPr>
@@ -211,24 +196,26 @@
           <w:sz w:val="28"/>
           <w:szCs w:val="28"/>
         </w:rPr>
-        <w:t xml:space="preserve"> </w:t>
-      </w:r>
-      <w:r>
-        <w:rPr>
-          <w:rFonts w:ascii="標楷體" w:eastAsia="標楷體" w:hAnsi="標楷體" w:cs="標楷體" w:hint="eastAsia"/>
+        <w:t>北。</w:t>
+      </w:r>
+      <w:r>
+        <w:rPr>
+          <w:rFonts w:ascii="標楷體" w:eastAsia="標楷體" w:hAnsi="標楷體" w:hint="eastAsia"/>
+          <w:spacing w:val="-6"/>
+          <w:sz w:val="28"/>
+          <w:szCs w:val="28"/>
+        </w:rPr>
+        <w:t>東臨</w:t>
+      </w:r>
+      <w:r>
+        <w:rPr>
+          <w:rFonts w:ascii="標楷體" w:eastAsia="標楷體" w:hAnsi="標楷體" w:hint="eastAsia"/>
+          <w:spacing w:val="-6"/>
           <w:sz w:val="28"/>
           <w:szCs w:val="28"/>
           <w:u w:val="single"/>
         </w:rPr>
-        <w:t>宣城市</w:t>
-      </w:r>
-      <w:r>
-        <w:rPr>
-          <w:rFonts w:ascii="標楷體" w:eastAsia="標楷體" w:hAnsi="標楷體" w:cs="標楷體" w:hint="eastAsia"/>
-          <w:sz w:val="28"/>
-          <w:szCs w:val="28"/>
-        </w:rPr>
-        <w:t>北。</w:t>
+        <w:t>宛溪</w:t>
       </w:r>
       <w:r>
         <w:rPr>
@@ -237,66 +224,44 @@
           <w:sz w:val="28"/>
           <w:szCs w:val="28"/>
         </w:rPr>
-        <w:t>東臨</w:t>
-      </w:r>
-      <w:r>
-        <w:rPr>
-          <w:rFonts w:ascii="標楷體" w:eastAsia="標楷體" w:hAnsi="標楷體" w:hint="eastAsia"/>
-          <w:spacing w:val="-6"/>
-          <w:sz w:val="28"/>
-          <w:szCs w:val="28"/>
-          <w:u w:val="single"/>
-        </w:rPr>
-        <w:t>宛溪</w:t>
-      </w:r>
-      <w:r>
-        <w:rPr>
-          <w:rFonts w:ascii="標楷體" w:eastAsia="標楷體" w:hAnsi="標楷體" w:hint="eastAsia"/>
-          <w:spacing w:val="-6"/>
-          <w:sz w:val="28"/>
-          <w:szCs w:val="28"/>
-        </w:rPr>
-        <w:t>，南俯城</w:t>
-      </w:r>
-      <w:proofErr w:type="gramStart"/>
-      <w:r>
-        <w:rPr>
-          <w:rFonts w:ascii="標楷體" w:eastAsia="標楷體" w:hAnsi="標楷體" w:hint="eastAsia"/>
-          <w:spacing w:val="-6"/>
-          <w:sz w:val="28"/>
-          <w:szCs w:val="28"/>
-        </w:rPr>
-        <w:t>闉</w:t>
-      </w:r>
-      <w:proofErr w:type="gramEnd"/>
-      <w:r>
-        <w:rPr>
-          <w:rFonts w:ascii="標楷體" w:eastAsia="標楷體" w:hAnsi="標楷體" w:hint="eastAsia"/>
-          <w:spacing w:val="-6"/>
-          <w:sz w:val="28"/>
-          <w:szCs w:val="28"/>
-        </w:rPr>
-        <w:t>，</w:t>
-      </w:r>
-      <w:proofErr w:type="gramStart"/>
-      <w:r>
-        <w:rPr>
-          <w:rFonts w:ascii="標楷體" w:eastAsia="標楷體" w:hAnsi="標楷體" w:hint="eastAsia"/>
-          <w:spacing w:val="-6"/>
-          <w:sz w:val="28"/>
-          <w:szCs w:val="28"/>
-        </w:rPr>
-        <w:t>煙市風帆</w:t>
-      </w:r>
-      <w:proofErr w:type="gramEnd"/>
-      <w:r>
-        <w:rPr>
-          <w:rFonts w:ascii="標楷體" w:eastAsia="標楷體" w:hAnsi="標楷體" w:hint="eastAsia"/>
-          <w:spacing w:val="-6"/>
-          <w:sz w:val="28"/>
-          <w:szCs w:val="28"/>
-        </w:rPr>
-        <w:t>，極目如畫。</w:t>
+        <w:t>，南俯城闉，煙市風帆，極目如畫。</w:t>
+      </w:r>
+    </w:p>
+    <w:p>
+      <w:pPr>
+        <w:pStyle w:val="a9"/>
+        <w:spacing w:line="440" w:lineRule="exact"/>
+        <w:ind w:leftChars="0" w:left="284"/>
+        <w:rPr>
+          <w:rFonts w:ascii="標楷體" w:eastAsia="標楷體" w:hAnsi="標楷體" w:cs="新細明體"/>
+          <w:sz w:val="28"/>
+          <w:szCs w:val="28"/>
+        </w:rPr>
+      </w:pPr>
+      <w:r>
+        <w:rPr>
+          <w:rFonts w:ascii="標楷體" w:eastAsia="標楷體" w:hAnsi="標楷體" w:cs="新細明體" w:hint="eastAsia"/>
+          <w:sz w:val="28"/>
+          <w:szCs w:val="28"/>
+        </w:rPr>
+        <w:t>城闉(</w:t>
+      </w:r>
+      <w:r>
+        <w:rPr>
+          <w:rFonts w:ascii="標楷體" w:eastAsia="標楷體" w:hAnsi="標楷體" w:cs="新細明體" w:hint="eastAsia"/>
+          <w:color w:val="FF0000"/>
+          <w:sz w:val="16"/>
+          <w:szCs w:val="16"/>
+        </w:rPr>
+        <w:t>ㄧㄣ</w:t>
+      </w:r>
+      <w:r>
+        <w:rPr>
+          <w:rFonts w:ascii="標楷體" w:eastAsia="標楷體" w:hAnsi="標楷體" w:cs="新細明體" w:hint="eastAsia"/>
+          <w:sz w:val="28"/>
+          <w:szCs w:val="28"/>
+        </w:rPr>
+        <w:t>)：城內重門。亦泛指城郭。</w:t>
       </w:r>
     </w:p>
     <w:p>
@@ -316,48 +281,11 @@
       </w:pPr>
       <w:r>
         <w:rPr>
-          <w:rFonts w:ascii="標楷體" w:eastAsia="標楷體" w:hAnsi="標楷體" w:cs="新細明體" w:hint="eastAsia"/>
-          <w:sz w:val="28"/>
-          <w:szCs w:val="28"/>
-        </w:rPr>
-        <w:t>城</w:t>
-      </w:r>
-      <w:proofErr w:type="gramStart"/>
-      <w:r>
-        <w:rPr>
-          <w:rFonts w:ascii="標楷體" w:eastAsia="標楷體" w:hAnsi="標楷體" w:cs="新細明體" w:hint="eastAsia"/>
-          <w:sz w:val="28"/>
-          <w:szCs w:val="28"/>
-        </w:rPr>
-        <w:t>闉</w:t>
-      </w:r>
-      <w:proofErr w:type="gramEnd"/>
-      <w:r>
-        <w:rPr>
-          <w:rFonts w:ascii="標楷體" w:eastAsia="標楷體" w:hAnsi="標楷體" w:cs="新細明體" w:hint="eastAsia"/>
-          <w:sz w:val="28"/>
-          <w:szCs w:val="28"/>
-        </w:rPr>
-        <w:t>(</w:t>
-      </w:r>
-      <w:proofErr w:type="gramStart"/>
-      <w:r>
-        <w:rPr>
-          <w:rFonts w:ascii="標楷體" w:eastAsia="標楷體" w:hAnsi="標楷體" w:cs="新細明體" w:hint="eastAsia"/>
-          <w:color w:val="FF0000"/>
-          <w:sz w:val="16"/>
-          <w:szCs w:val="16"/>
-        </w:rPr>
-        <w:t>ㄧㄣ</w:t>
-      </w:r>
-      <w:proofErr w:type="gramEnd"/>
-      <w:r>
-        <w:rPr>
-          <w:rFonts w:ascii="標楷體" w:eastAsia="標楷體" w:hAnsi="標楷體" w:cs="新細明體" w:hint="eastAsia"/>
-          <w:sz w:val="28"/>
-          <w:szCs w:val="28"/>
-        </w:rPr>
-        <w:t>)：城內重門。亦泛指城郭。</w:t>
+          <w:rFonts w:ascii="標楷體" w:eastAsia="標楷體" w:hAnsi="標楷體" w:cs="標楷體" w:hint="eastAsia"/>
+          <w:sz w:val="28"/>
+          <w:szCs w:val="28"/>
+        </w:rPr>
+        <w:t>盡：沒有了。</w:t>
       </w:r>
     </w:p>
     <w:p>
@@ -381,7 +309,31 @@
           <w:sz w:val="28"/>
           <w:szCs w:val="28"/>
         </w:rPr>
-        <w:t>盡：沒有了。</w:t>
+        <w:t>孤雲</w:t>
+      </w:r>
+      <w:r>
+        <w:rPr>
+          <w:rFonts w:ascii="標楷體" w:eastAsia="標楷體" w:hAnsi="標楷體" w:cs="新細明體" w:hint="eastAsia"/>
+          <w:sz w:val="28"/>
+          <w:szCs w:val="28"/>
+        </w:rPr>
+        <w:t>獨去閒：獨去，獨自去。孤單的雲彩</w:t>
+      </w:r>
+      <w:r>
+        <w:rPr>
+          <w:rFonts w:ascii="標楷體" w:eastAsia="標楷體" w:hAnsi="標楷體" w:cs="新細明體" w:hint="eastAsia"/>
+          <w:sz w:val="28"/>
+          <w:szCs w:val="28"/>
+        </w:rPr>
+        <w:t>悠閒自在的</w:t>
+      </w:r>
+      <w:r>
+        <w:rPr>
+          <w:rFonts w:ascii="標楷體" w:eastAsia="標楷體" w:hAnsi="標楷體" w:cs="新細明體" w:hint="eastAsia"/>
+          <w:sz w:val="28"/>
+          <w:szCs w:val="28"/>
+        </w:rPr>
+        <w:t>飄來飄去。</w:t>
       </w:r>
     </w:p>
     <w:p>
@@ -399,99 +351,22 @@
           <w:szCs w:val="28"/>
         </w:rPr>
       </w:pPr>
-      <w:proofErr w:type="gramStart"/>
       <w:r>
         <w:rPr>
           <w:rFonts w:ascii="標楷體" w:eastAsia="標楷體" w:hAnsi="標楷體" w:cs="標楷體" w:hint="eastAsia"/>
           <w:sz w:val="28"/>
           <w:szCs w:val="28"/>
         </w:rPr>
-        <w:t>孤雲</w:t>
-      </w:r>
-      <w:r>
-        <w:rPr>
-          <w:rFonts w:ascii="標楷體" w:eastAsia="標楷體" w:hAnsi="標楷體" w:cs="新細明體" w:hint="eastAsia"/>
-          <w:sz w:val="28"/>
-          <w:szCs w:val="28"/>
-        </w:rPr>
-        <w:t>獨去閒</w:t>
-      </w:r>
-      <w:proofErr w:type="gramEnd"/>
-      <w:r>
-        <w:rPr>
-          <w:rFonts w:ascii="標楷體" w:eastAsia="標楷體" w:hAnsi="標楷體" w:cs="新細明體" w:hint="eastAsia"/>
-          <w:sz w:val="28"/>
-          <w:szCs w:val="28"/>
-        </w:rPr>
-        <w:t>：獨去，獨自去。孤單的雲彩</w:t>
-      </w:r>
-      <w:r>
-        <w:rPr>
-          <w:rFonts w:ascii="標楷體" w:eastAsia="標楷體" w:hAnsi="標楷體" w:cs="新細明體" w:hint="eastAsia"/>
-          <w:sz w:val="28"/>
-          <w:szCs w:val="28"/>
-        </w:rPr>
-        <w:t>悠閒自在的</w:t>
-      </w:r>
-      <w:r>
-        <w:rPr>
-          <w:rFonts w:ascii="標楷體" w:eastAsia="標楷體" w:hAnsi="標楷體" w:cs="新細明體" w:hint="eastAsia"/>
-          <w:sz w:val="28"/>
-          <w:szCs w:val="28"/>
-        </w:rPr>
-        <w:t>飄來</w:t>
-      </w:r>
-      <w:proofErr w:type="gramStart"/>
-      <w:r>
-        <w:rPr>
-          <w:rFonts w:ascii="標楷體" w:eastAsia="標楷體" w:hAnsi="標楷體" w:cs="新細明體" w:hint="eastAsia"/>
-          <w:sz w:val="28"/>
-          <w:szCs w:val="28"/>
-        </w:rPr>
-        <w:t>飄</w:t>
-      </w:r>
-      <w:proofErr w:type="gramEnd"/>
-      <w:r>
-        <w:rPr>
-          <w:rFonts w:ascii="標楷體" w:eastAsia="標楷體" w:hAnsi="標楷體" w:cs="新細明體" w:hint="eastAsia"/>
-          <w:sz w:val="28"/>
-          <w:szCs w:val="28"/>
-        </w:rPr>
-        <w:t>去。</w:t>
-      </w:r>
-    </w:p>
-    <w:p>
-      <w:pPr>
-        <w:pStyle w:val="a9"/>
-        <w:numPr>
-          <w:ilvl w:val="0"/>
-          <w:numId w:val="9"/>
-        </w:numPr>
-        <w:spacing w:line="440" w:lineRule="exact"/>
-        <w:ind w:leftChars="0" w:left="284" w:hanging="284"/>
-        <w:rPr>
-          <w:rFonts w:ascii="標楷體" w:eastAsia="標楷體" w:hAnsi="標楷體" w:cs="新細明體"/>
-          <w:sz w:val="28"/>
-          <w:szCs w:val="28"/>
-        </w:rPr>
-      </w:pPr>
+        <w:t>厭：</w:t>
+      </w:r>
       <w:r>
         <w:rPr>
           <w:rFonts w:ascii="標楷體" w:eastAsia="標楷體" w:hAnsi="標楷體" w:cs="標楷體" w:hint="eastAsia"/>
           <w:sz w:val="28"/>
           <w:szCs w:val="28"/>
         </w:rPr>
-        <w:t>厭：</w:t>
-      </w:r>
-      <w:r>
-        <w:rPr>
-          <w:rFonts w:ascii="標楷體" w:eastAsia="標楷體" w:hAnsi="標楷體" w:cs="標楷體" w:hint="eastAsia"/>
-          <w:sz w:val="28"/>
-          <w:szCs w:val="28"/>
-        </w:rPr>
         <w:t>憎(</w:t>
       </w:r>
-      <w:proofErr w:type="gramStart"/>
       <w:r>
         <w:rPr>
           <w:rFonts w:ascii="標楷體" w:eastAsia="標楷體" w:hAnsi="標楷體" w:cs="標楷體" w:hint="eastAsia"/>
@@ -501,7 +376,6 @@
         </w:rPr>
         <w:t>ㄗㄥ</w:t>
       </w:r>
-      <w:proofErr w:type="gramEnd"/>
       <w:r>
         <w:rPr>
           <w:rFonts w:ascii="標楷體" w:eastAsia="標楷體" w:hAnsi="標楷體" w:cs="標楷體" w:hint="eastAsia"/>
@@ -545,7 +419,7 @@
       <w:pPr>
         <w:spacing w:line="440" w:lineRule="exact"/>
         <w:rPr>
-          <w:rFonts w:ascii="標楷體" w:eastAsia="標楷體" w:hAnsi="標楷體" w:hint="eastAsia"/>
+          <w:rFonts w:ascii="標楷體" w:eastAsia="標楷體" w:hAnsi="標楷體"/>
           <w:sz w:val="28"/>
           <w:szCs w:val="28"/>
         </w:rPr>
@@ -564,25 +438,7 @@
           <w:sz w:val="28"/>
           <w:szCs w:val="28"/>
         </w:rPr>
-        <w:t>成群的鳥兒都已經高高飛走、消失在天空中，只剩下一朵孤單的雲，悠然自得地</w:t>
-      </w:r>
-      <w:proofErr w:type="gramStart"/>
-      <w:r>
-        <w:rPr>
-          <w:rFonts w:ascii="標楷體" w:eastAsia="標楷體" w:hAnsi="標楷體" w:hint="eastAsia"/>
-          <w:sz w:val="28"/>
-          <w:szCs w:val="28"/>
-        </w:rPr>
-        <w:t>慢慢飄遠</w:t>
-      </w:r>
-      <w:proofErr w:type="gramEnd"/>
-      <w:r>
-        <w:rPr>
-          <w:rFonts w:ascii="標楷體" w:eastAsia="標楷體" w:hAnsi="標楷體" w:hint="eastAsia"/>
-          <w:sz w:val="28"/>
-          <w:szCs w:val="28"/>
-        </w:rPr>
-        <w:t>。</w:t>
+        <w:t>成群的鳥兒都已經高高飛走、消失在天空中，只剩下一朵孤單的雲，悠然自得地慢慢飄遠。</w:t>
       </w:r>
     </w:p>
     <w:p>
@@ -600,17 +456,8 @@
           <w:sz w:val="28"/>
           <w:szCs w:val="28"/>
         </w:rPr>
-        <w:t xml:space="preserve">    </w:t>
-      </w:r>
-      <w:r>
-        <w:rPr>
-          <w:rFonts w:ascii="標楷體" w:eastAsia="標楷體" w:hAnsi="標楷體" w:hint="eastAsia"/>
-          <w:sz w:val="28"/>
-          <w:szCs w:val="28"/>
-        </w:rPr>
-        <w:t>我靜靜地坐著，看著眼前的</w:t>
-      </w:r>
-      <w:proofErr w:type="gramStart"/>
+        <w:t xml:space="preserve">    我靜靜地坐著，看著眼前的</w:t>
+      </w:r>
       <w:r>
         <w:rPr>
           <w:rFonts w:ascii="標楷體" w:eastAsia="標楷體" w:hAnsi="標楷體" w:hint="eastAsia"/>
@@ -620,7 +467,6 @@
         </w:rPr>
         <w:t>敬亭山</w:t>
       </w:r>
-      <w:proofErr w:type="gramEnd"/>
       <w:r>
         <w:rPr>
           <w:rFonts w:ascii="標楷體" w:eastAsia="標楷體" w:hAnsi="標楷體" w:hint="eastAsia"/>
@@ -629,7 +475,6 @@
         </w:rPr>
         <w:t>；</w:t>
       </w:r>
-      <w:proofErr w:type="gramStart"/>
       <w:r>
         <w:rPr>
           <w:rFonts w:ascii="標楷體" w:eastAsia="標楷體" w:hAnsi="標楷體" w:hint="eastAsia"/>
@@ -645,25 +490,7 @@
           <w:sz w:val="28"/>
           <w:szCs w:val="28"/>
         </w:rPr>
-        <w:t>也</w:t>
-      </w:r>
-      <w:proofErr w:type="gramEnd"/>
-      <w:r>
-        <w:rPr>
-          <w:rFonts w:ascii="標楷體" w:eastAsia="標楷體" w:hAnsi="標楷體" w:hint="eastAsia"/>
-          <w:sz w:val="28"/>
-          <w:szCs w:val="28"/>
-        </w:rPr>
-        <w:t>彷彿回望著我。彼此相對凝視，怎麼看都不會感到厭倦，這世上能與我相互陪伴的，只有這</w:t>
-      </w:r>
-      <w:proofErr w:type="gramStart"/>
-      <w:r>
-        <w:rPr>
-          <w:rFonts w:ascii="標楷體" w:eastAsia="標楷體" w:hAnsi="標楷體" w:hint="eastAsia"/>
-          <w:sz w:val="28"/>
-          <w:szCs w:val="28"/>
-        </w:rPr>
-        <w:t>座</w:t>
+        <w:t>也彷彿回望著我。彼此相對凝視，怎麼看都不會感到厭倦，這世上能與我相互陪伴的，只有這座</w:t>
       </w:r>
       <w:r>
         <w:rPr>
@@ -674,7 +501,6 @@
         </w:rPr>
         <w:t>敬亭山</w:t>
       </w:r>
-      <w:proofErr w:type="gramEnd"/>
       <w:r>
         <w:rPr>
           <w:rFonts w:ascii="標楷體" w:eastAsia="標楷體" w:hAnsi="標楷體" w:hint="eastAsia"/>
@@ -711,7 +537,7 @@
         <w:spacing w:line="440" w:lineRule="exact"/>
         <w:jc w:val="both"/>
         <w:rPr>
-          <w:rFonts w:ascii="標楷體" w:eastAsia="標楷體" w:hAnsi="標楷體" w:hint="eastAsia"/>
+          <w:rFonts w:ascii="標楷體" w:eastAsia="標楷體" w:hAnsi="標楷體"/>
           <w:sz w:val="28"/>
           <w:szCs w:val="28"/>
         </w:rPr>
@@ -800,27 +626,8 @@
           <w:sz w:val="28"/>
           <w:szCs w:val="28"/>
         </w:rPr>
-        <w:t>，政治牽連使他含冤入獄，又背負罪名被流放，人生的榮光與豪情幾乎</w:t>
-      </w:r>
-      <w:proofErr w:type="gramStart"/>
-      <w:r>
-        <w:rPr>
-          <w:rFonts w:ascii="標楷體" w:eastAsia="標楷體" w:hAnsi="標楷體" w:hint="eastAsia"/>
-          <w:sz w:val="28"/>
-          <w:szCs w:val="28"/>
-        </w:rPr>
-        <w:t>被磨盡</w:t>
-      </w:r>
-      <w:proofErr w:type="gramEnd"/>
-      <w:r>
-        <w:rPr>
-          <w:rFonts w:ascii="標楷體" w:eastAsia="標楷體" w:hAnsi="標楷體" w:hint="eastAsia"/>
-          <w:sz w:val="28"/>
-          <w:szCs w:val="28"/>
-        </w:rPr>
-        <w:t>。當他第七次、也是最後一次來到</w:t>
-      </w:r>
-      <w:proofErr w:type="gramStart"/>
+        <w:t>，政治牽連使他含冤入獄，又背負罪名被流放，人生的榮光與豪情幾乎被磨盡。當他第七次、也是最後一次來到</w:t>
+      </w:r>
       <w:r>
         <w:rPr>
           <w:rFonts w:ascii="標楷體" w:eastAsia="標楷體" w:hAnsi="標楷體" w:hint="eastAsia"/>
@@ -836,36 +643,8 @@
           <w:sz w:val="28"/>
           <w:szCs w:val="28"/>
         </w:rPr>
-        <w:t>時</w:t>
-      </w:r>
-      <w:proofErr w:type="gramEnd"/>
-      <w:r>
-        <w:rPr>
-          <w:rFonts w:ascii="標楷體" w:eastAsia="標楷體" w:hAnsi="標楷體" w:hint="eastAsia"/>
-          <w:sz w:val="28"/>
-          <w:szCs w:val="28"/>
-        </w:rPr>
-        <w:t>，身邊已沒有老友相迎，也沒有</w:t>
-      </w:r>
-      <w:proofErr w:type="gramStart"/>
-      <w:r>
-        <w:rPr>
-          <w:rFonts w:ascii="標楷體" w:eastAsia="標楷體" w:hAnsi="標楷體" w:hint="eastAsia"/>
-          <w:sz w:val="28"/>
-          <w:szCs w:val="28"/>
-        </w:rPr>
-        <w:t>縱酒高談</w:t>
-      </w:r>
-      <w:proofErr w:type="gramEnd"/>
-      <w:r>
-        <w:rPr>
-          <w:rFonts w:ascii="標楷體" w:eastAsia="標楷體" w:hAnsi="標楷體" w:hint="eastAsia"/>
-          <w:sz w:val="28"/>
-          <w:szCs w:val="28"/>
-        </w:rPr>
-        <w:t>、</w:t>
-      </w:r>
-      <w:proofErr w:type="gramStart"/>
+        <w:t>時，身邊已沒有老友相迎，也沒有縱酒高談、</w:t>
+      </w:r>
       <w:r>
         <w:rPr>
           <w:rFonts w:ascii="標楷體" w:eastAsia="標楷體" w:hAnsi="標楷體" w:hint="eastAsia"/>
@@ -882,16 +661,7 @@
           <w:sz w:val="28"/>
           <w:szCs w:val="28"/>
         </w:rPr>
-        <w:t>的</w:t>
-      </w:r>
-      <w:proofErr w:type="gramEnd"/>
-      <w:r>
-        <w:rPr>
-          <w:rFonts w:ascii="標楷體" w:eastAsia="標楷體" w:hAnsi="標楷體" w:hint="eastAsia"/>
-          <w:sz w:val="28"/>
-          <w:szCs w:val="28"/>
-        </w:rPr>
-        <w:t>熱鬧場景。</w:t>
+        <w:t>的熱鬧場景。</w:t>
       </w:r>
     </w:p>
     <w:p>
@@ -910,15 +680,7 @@
           <w:sz w:val="28"/>
           <w:szCs w:val="28"/>
         </w:rPr>
-        <w:t xml:space="preserve">    </w:t>
-      </w:r>
-      <w:r>
-        <w:rPr>
-          <w:rFonts w:ascii="標楷體" w:eastAsia="標楷體" w:hAnsi="標楷體" w:hint="eastAsia"/>
-          <w:sz w:val="28"/>
-          <w:szCs w:val="28"/>
-        </w:rPr>
-        <w:t>他只能獨自拖著</w:t>
+        <w:t xml:space="preserve">    他只能獨自拖著</w:t>
       </w:r>
       <w:r>
         <w:rPr>
@@ -938,7 +700,6 @@
         </w:rPr>
         <w:t>的步伐登上</w:t>
       </w:r>
-      <w:proofErr w:type="gramStart"/>
       <w:r>
         <w:rPr>
           <w:rFonts w:ascii="標楷體" w:eastAsia="標楷體" w:hAnsi="標楷體" w:hint="eastAsia"/>
@@ -948,7 +709,6 @@
         </w:rPr>
         <w:t>敬亭山</w:t>
       </w:r>
-      <w:proofErr w:type="gramEnd"/>
       <w:r>
         <w:rPr>
           <w:rFonts w:ascii="標楷體" w:eastAsia="標楷體" w:hAnsi="標楷體" w:hint="eastAsia"/>
@@ -983,20 +743,8 @@
           <w:sz w:val="28"/>
           <w:szCs w:val="28"/>
         </w:rPr>
-        <w:t>凝</w:t>
-      </w:r>
-      <w:proofErr w:type="gramStart"/>
-      <w:r>
-        <w:rPr>
-          <w:rFonts w:ascii="標楷體" w:eastAsia="標楷體" w:hAnsi="標楷體" w:hint="eastAsia"/>
-          <w:b/>
-          <w:bCs/>
-          <w:sz w:val="28"/>
-          <w:szCs w:val="28"/>
-        </w:rPr>
-        <w:t>鍊</w:t>
-      </w:r>
-      <w:proofErr w:type="gramEnd"/>
+        <w:t>凝鍊</w:t>
+      </w:r>
       <w:r>
         <w:rPr>
           <w:rFonts w:ascii="標楷體" w:eastAsia="標楷體" w:hAnsi="標楷體" w:hint="eastAsia"/>
@@ -1033,7 +781,7 @@
         <w:spacing w:line="440" w:lineRule="exact"/>
         <w:jc w:val="both"/>
         <w:rPr>
-          <w:rFonts w:ascii="標楷體" w:eastAsia="標楷體" w:hAnsi="標楷體" w:hint="eastAsia"/>
+          <w:rFonts w:ascii="標楷體" w:eastAsia="標楷體" w:hAnsi="標楷體"/>
           <w:sz w:val="28"/>
           <w:szCs w:val="28"/>
         </w:rPr>
@@ -1093,25 +841,7 @@
           <w:sz w:val="28"/>
           <w:szCs w:val="28"/>
         </w:rPr>
-        <w:t>是一首語言極為簡潔、意境卻深遠的山水抒情詩。</w:t>
-      </w:r>
-      <w:proofErr w:type="gramStart"/>
-      <w:r>
-        <w:rPr>
-          <w:rFonts w:ascii="標楷體" w:eastAsia="標楷體" w:hAnsi="標楷體" w:hint="eastAsia"/>
-          <w:sz w:val="28"/>
-          <w:szCs w:val="28"/>
-        </w:rPr>
-        <w:t>全詩僅</w:t>
-      </w:r>
-      <w:proofErr w:type="gramEnd"/>
-      <w:r>
-        <w:rPr>
-          <w:rFonts w:ascii="標楷體" w:eastAsia="標楷體" w:hAnsi="標楷體" w:hint="eastAsia"/>
-          <w:sz w:val="28"/>
-          <w:szCs w:val="28"/>
-        </w:rPr>
-        <w:t>二十字，卻層層</w:t>
+        <w:t>是一首語言極為簡潔、意境卻深遠的山水抒情詩。全詩僅二十字，卻層層</w:t>
       </w:r>
       <w:r>
         <w:rPr>
@@ -1172,7 +902,7 @@
         <w:spacing w:line="440" w:lineRule="exact"/>
         <w:jc w:val="both"/>
         <w:rPr>
-          <w:rFonts w:ascii="標楷體" w:eastAsia="標楷體" w:hAnsi="標楷體" w:hint="eastAsia"/>
+          <w:rFonts w:ascii="標楷體" w:eastAsia="標楷體" w:hAnsi="標楷體"/>
           <w:sz w:val="28"/>
           <w:szCs w:val="28"/>
         </w:rPr>
@@ -1191,43 +921,7 @@
           <w:sz w:val="28"/>
           <w:szCs w:val="28"/>
         </w:rPr>
-        <w:t>詩的前兩句「</w:t>
-      </w:r>
-      <w:proofErr w:type="gramStart"/>
-      <w:r>
-        <w:rPr>
-          <w:rFonts w:ascii="標楷體" w:eastAsia="標楷體" w:hAnsi="標楷體" w:hint="eastAsia"/>
-          <w:sz w:val="28"/>
-          <w:szCs w:val="28"/>
-        </w:rPr>
-        <w:t>眾鳥高飛盡，孤雲獨去閒</w:t>
-      </w:r>
-      <w:proofErr w:type="gramEnd"/>
-      <w:r>
-        <w:rPr>
-          <w:rFonts w:ascii="標楷體" w:eastAsia="標楷體" w:hAnsi="標楷體" w:hint="eastAsia"/>
-          <w:sz w:val="28"/>
-          <w:szCs w:val="28"/>
-        </w:rPr>
-        <w:t>」，描寫眼前所見的自然景象。群鳥振翅高飛，最終消失在天際，象徵熱鬧與生機的遠去；只剩下</w:t>
-      </w:r>
-      <w:proofErr w:type="gramStart"/>
-      <w:r>
-        <w:rPr>
-          <w:rFonts w:ascii="標楷體" w:eastAsia="標楷體" w:hAnsi="標楷體" w:hint="eastAsia"/>
-          <w:sz w:val="28"/>
-          <w:szCs w:val="28"/>
-        </w:rPr>
-        <w:t>一朵孤雲</w:t>
-      </w:r>
-      <w:proofErr w:type="gramEnd"/>
-      <w:r>
-        <w:rPr>
-          <w:rFonts w:ascii="標楷體" w:eastAsia="標楷體" w:hAnsi="標楷體" w:hint="eastAsia"/>
-          <w:sz w:val="28"/>
-          <w:szCs w:val="28"/>
-        </w:rPr>
-        <w:t>，</w:t>
+        <w:t>詩的前兩句「眾鳥高飛盡，孤雲獨去閒」，描寫眼前所見的自然景象。群鳥振翅高飛，最終消失在天際，象徵熱鬧與生機的遠去；只剩下一朵孤雲，</w:t>
       </w:r>
       <w:r>
         <w:rPr>
@@ -1245,43 +939,7 @@
           <w:sz w:val="28"/>
           <w:szCs w:val="28"/>
         </w:rPr>
-        <w:t>地</w:t>
-      </w:r>
-      <w:proofErr w:type="gramStart"/>
-      <w:r>
-        <w:rPr>
-          <w:rFonts w:ascii="標楷體" w:eastAsia="標楷體" w:hAnsi="標楷體" w:hint="eastAsia"/>
-          <w:sz w:val="28"/>
-          <w:szCs w:val="28"/>
-        </w:rPr>
-        <w:t>緩緩飄離</w:t>
-      </w:r>
-      <w:proofErr w:type="gramEnd"/>
-      <w:r>
-        <w:rPr>
-          <w:rFonts w:ascii="標楷體" w:eastAsia="標楷體" w:hAnsi="標楷體" w:hint="eastAsia"/>
-          <w:sz w:val="28"/>
-          <w:szCs w:val="28"/>
-        </w:rPr>
-        <w:t>。「盡」字與「獨」字形成鮮明對比，使畫面由</w:t>
-      </w:r>
-      <w:proofErr w:type="gramStart"/>
-      <w:r>
-        <w:rPr>
-          <w:rFonts w:ascii="標楷體" w:eastAsia="標楷體" w:hAnsi="標楷體" w:hint="eastAsia"/>
-          <w:sz w:val="28"/>
-          <w:szCs w:val="28"/>
-        </w:rPr>
-        <w:t>喧轉靜</w:t>
-      </w:r>
-      <w:proofErr w:type="gramEnd"/>
-      <w:r>
-        <w:rPr>
-          <w:rFonts w:ascii="標楷體" w:eastAsia="標楷體" w:hAnsi="標楷體" w:hint="eastAsia"/>
-          <w:sz w:val="28"/>
-          <w:szCs w:val="28"/>
-        </w:rPr>
-        <w:t>，營造出</w:t>
+        <w:t>地緩緩飄離。「盡」字與「獨」字形成鮮明對比，使畫面由喧轉靜，營造出</w:t>
       </w:r>
       <w:r>
         <w:rPr>
@@ -1307,7 +965,7 @@
         <w:spacing w:line="440" w:lineRule="exact"/>
         <w:jc w:val="both"/>
         <w:rPr>
-          <w:rFonts w:ascii="標楷體" w:eastAsia="標楷體" w:hAnsi="標楷體" w:hint="eastAsia"/>
+          <w:rFonts w:ascii="標楷體" w:eastAsia="標楷體" w:hAnsi="標楷體"/>
           <w:sz w:val="28"/>
           <w:szCs w:val="28"/>
         </w:rPr>
@@ -1326,25 +984,7 @@
           <w:sz w:val="28"/>
           <w:szCs w:val="28"/>
         </w:rPr>
-        <w:t>後兩句「相看兩不厭，只有</w:t>
-      </w:r>
-      <w:proofErr w:type="gramStart"/>
-      <w:r>
-        <w:rPr>
-          <w:rFonts w:ascii="標楷體" w:eastAsia="標楷體" w:hAnsi="標楷體" w:hint="eastAsia"/>
-          <w:sz w:val="28"/>
-          <w:szCs w:val="28"/>
-        </w:rPr>
-        <w:t>敬亭山</w:t>
-      </w:r>
-      <w:proofErr w:type="gramEnd"/>
-      <w:r>
-        <w:rPr>
-          <w:rFonts w:ascii="標楷體" w:eastAsia="標楷體" w:hAnsi="標楷體" w:hint="eastAsia"/>
-          <w:sz w:val="28"/>
-          <w:szCs w:val="28"/>
-        </w:rPr>
-        <w:t>」則將詩意由寫景轉為抒情。詩人不再描</w:t>
+        <w:t>後兩句「相看兩不厭，只有敬亭山」則將詩意由寫景轉為抒情。詩人不再描</w:t>
       </w:r>
       <w:r>
         <w:rPr>
@@ -1355,7 +995,6 @@
         <w:lastRenderedPageBreak/>
         <w:t>寫飛鳥與白雲，而是將目光投注於眼前的</w:t>
       </w:r>
-      <w:proofErr w:type="gramStart"/>
       <w:r>
         <w:rPr>
           <w:rFonts w:ascii="標楷體" w:eastAsia="標楷體" w:hAnsi="標楷體" w:hint="eastAsia"/>
@@ -1365,7 +1004,6 @@
         </w:rPr>
         <w:t>敬亭山</w:t>
       </w:r>
-      <w:proofErr w:type="gramEnd"/>
       <w:r>
         <w:rPr>
           <w:rFonts w:ascii="標楷體" w:eastAsia="標楷體" w:hAnsi="標楷體" w:hint="eastAsia"/>
@@ -1398,7 +1036,7 @@
         <w:spacing w:line="440" w:lineRule="exact"/>
         <w:jc w:val="both"/>
         <w:rPr>
-          <w:rFonts w:ascii="標楷體" w:eastAsia="標楷體" w:hAnsi="標楷體" w:hint="eastAsia"/>
+          <w:rFonts w:ascii="標楷體" w:eastAsia="標楷體" w:hAnsi="標楷體"/>
           <w:sz w:val="28"/>
           <w:szCs w:val="28"/>
         </w:rPr>
@@ -1454,7 +1092,6 @@
         </w:rPr>
         <w:t>。</w:t>
       </w:r>
-      <w:proofErr w:type="gramStart"/>
       <w:r>
         <w:rPr>
           <w:rFonts w:ascii="標楷體" w:eastAsia="標楷體" w:hAnsi="標楷體" w:hint="eastAsia"/>
@@ -1470,16 +1107,7 @@
           <w:sz w:val="28"/>
           <w:szCs w:val="28"/>
         </w:rPr>
-        <w:t>成為</w:t>
-      </w:r>
-      <w:proofErr w:type="gramEnd"/>
-      <w:r>
-        <w:rPr>
-          <w:rFonts w:ascii="標楷體" w:eastAsia="標楷體" w:hAnsi="標楷體" w:hint="eastAsia"/>
-          <w:sz w:val="28"/>
-          <w:szCs w:val="28"/>
-        </w:rPr>
-        <w:t>詩人精神上的知己，象徵自然的永恆與包容，也映照出詩人</w:t>
+        <w:t>成為詩人精神上的知己，象徵自然的永恆與包容，也映照出詩人</w:t>
       </w:r>
       <w:r>
         <w:rPr>
@@ -1489,9 +1117,59 @@
           <w:sz w:val="28"/>
           <w:szCs w:val="28"/>
         </w:rPr>
-        <w:t>超然</w:t>
-      </w:r>
-      <w:proofErr w:type="gramStart"/>
+        <w:t>超然世外</w:t>
+      </w:r>
+      <w:r>
+        <w:rPr>
+          <w:rFonts w:ascii="標楷體" w:eastAsia="標楷體" w:hAnsi="標楷體" w:hint="eastAsia"/>
+          <w:sz w:val="28"/>
+          <w:szCs w:val="28"/>
+        </w:rPr>
+        <w:t>、寄情山水的人生態度。</w:t>
+      </w:r>
+    </w:p>
+    <w:p>
+      <w:pPr>
+        <w:spacing w:line="440" w:lineRule="exact"/>
+        <w:jc w:val="both"/>
+        <w:rPr>
+          <w:rFonts w:ascii="標楷體" w:eastAsia="標楷體" w:hAnsi="標楷體"/>
+          <w:sz w:val="28"/>
+          <w:szCs w:val="28"/>
+        </w:rPr>
+      </w:pPr>
+      <w:r>
+        <w:rPr>
+          <w:rFonts w:ascii="標楷體" w:eastAsia="標楷體" w:hAnsi="標楷體" w:hint="eastAsia"/>
+          <w:sz w:val="28"/>
+          <w:szCs w:val="28"/>
+        </w:rPr>
+        <w:t xml:space="preserve">　　《</w:t>
+      </w:r>
+      <w:r>
+        <w:rPr>
+          <w:rFonts w:ascii="標楷體" w:eastAsia="標楷體" w:hAnsi="標楷體" w:hint="eastAsia"/>
+          <w:sz w:val="28"/>
+          <w:szCs w:val="28"/>
+        </w:rPr>
+        <w:t>獨坐敬亭山</w:t>
+      </w:r>
+      <w:r>
+        <w:rPr>
+          <w:rFonts w:ascii="標楷體" w:eastAsia="標楷體" w:hAnsi="標楷體" w:hint="eastAsia"/>
+          <w:sz w:val="28"/>
+          <w:szCs w:val="28"/>
+        </w:rPr>
+        <w:t>》</w:t>
+      </w:r>
+      <w:r>
+        <w:rPr>
+          <w:rFonts w:ascii="標楷體" w:eastAsia="標楷體" w:hAnsi="標楷體" w:hint="eastAsia"/>
+          <w:sz w:val="28"/>
+          <w:szCs w:val="28"/>
+        </w:rPr>
+        <w:t>以極其</w:t>
+      </w:r>
       <w:r>
         <w:rPr>
           <w:rFonts w:ascii="標楷體" w:eastAsia="標楷體" w:hAnsi="標楷體" w:hint="eastAsia"/>
@@ -1500,9 +1178,33 @@
           <w:sz w:val="28"/>
           <w:szCs w:val="28"/>
         </w:rPr>
-        <w:t>世</w:t>
-      </w:r>
-      <w:proofErr w:type="gramEnd"/>
+        <w:t>簡練</w:t>
+      </w:r>
+      <w:r>
+        <w:rPr>
+          <w:rFonts w:ascii="標楷體" w:eastAsia="標楷體" w:hAnsi="標楷體" w:hint="eastAsia"/>
+          <w:sz w:val="28"/>
+          <w:szCs w:val="28"/>
+        </w:rPr>
+        <w:t>的語言，營造出悠遠而深沉的意境，展現</w:t>
+      </w:r>
+      <w:r>
+        <w:rPr>
+          <w:rFonts w:ascii="標楷體" w:eastAsia="標楷體" w:hAnsi="標楷體" w:hint="eastAsia"/>
+          <w:sz w:val="28"/>
+          <w:szCs w:val="28"/>
+          <w:u w:val="single"/>
+        </w:rPr>
+        <w:t>李白</w:t>
+      </w:r>
+      <w:r>
+        <w:rPr>
+          <w:rFonts w:ascii="標楷體" w:eastAsia="標楷體" w:hAnsi="標楷體" w:hint="eastAsia"/>
+          <w:sz w:val="28"/>
+          <w:szCs w:val="28"/>
+        </w:rPr>
+        <w:t>由</w:t>
+      </w:r>
       <w:r>
         <w:rPr>
           <w:rFonts w:ascii="標楷體" w:eastAsia="標楷體" w:hAnsi="標楷體" w:hint="eastAsia"/>
@@ -1511,66 +1213,7 @@
           <w:sz w:val="28"/>
           <w:szCs w:val="28"/>
         </w:rPr>
-        <w:t>外</w:t>
-      </w:r>
-      <w:r>
-        <w:rPr>
-          <w:rFonts w:ascii="標楷體" w:eastAsia="標楷體" w:hAnsi="標楷體" w:hint="eastAsia"/>
-          <w:sz w:val="28"/>
-          <w:szCs w:val="28"/>
-        </w:rPr>
-        <w:t>、寄情山水的人生態度。</w:t>
-      </w:r>
-    </w:p>
-    <w:p>
-      <w:pPr>
-        <w:spacing w:line="440" w:lineRule="exact"/>
-        <w:jc w:val="both"/>
-        <w:rPr>
-          <w:rFonts w:ascii="標楷體" w:eastAsia="標楷體" w:hAnsi="標楷體"/>
-          <w:sz w:val="28"/>
-          <w:szCs w:val="28"/>
-        </w:rPr>
-      </w:pPr>
-      <w:r>
-        <w:rPr>
-          <w:rFonts w:ascii="標楷體" w:eastAsia="標楷體" w:hAnsi="標楷體" w:hint="eastAsia"/>
-          <w:sz w:val="28"/>
-          <w:szCs w:val="28"/>
-        </w:rPr>
-        <w:t xml:space="preserve">　　</w:t>
-      </w:r>
-      <w:r>
-        <w:rPr>
-          <w:rFonts w:ascii="標楷體" w:eastAsia="標楷體" w:hAnsi="標楷體" w:hint="eastAsia"/>
-          <w:sz w:val="28"/>
-          <w:szCs w:val="28"/>
-        </w:rPr>
-        <w:t>《</w:t>
-      </w:r>
-      <w:r>
-        <w:rPr>
-          <w:rFonts w:ascii="標楷體" w:eastAsia="標楷體" w:hAnsi="標楷體" w:hint="eastAsia"/>
-          <w:sz w:val="28"/>
-          <w:szCs w:val="28"/>
-        </w:rPr>
-        <w:t>獨坐敬亭山</w:t>
-      </w:r>
-      <w:r>
-        <w:rPr>
-          <w:rFonts w:ascii="標楷體" w:eastAsia="標楷體" w:hAnsi="標楷體" w:hint="eastAsia"/>
-          <w:sz w:val="28"/>
-          <w:szCs w:val="28"/>
-        </w:rPr>
-        <w:t>》</w:t>
-      </w:r>
-      <w:r>
-        <w:rPr>
-          <w:rFonts w:ascii="標楷體" w:eastAsia="標楷體" w:hAnsi="標楷體" w:hint="eastAsia"/>
-          <w:sz w:val="28"/>
-          <w:szCs w:val="28"/>
-        </w:rPr>
-        <w:t>以極其</w:t>
+        <w:t>豪</w:t>
       </w:r>
       <w:r>
         <w:rPr>
@@ -1580,50 +1223,7 @@
           <w:sz w:val="28"/>
           <w:szCs w:val="28"/>
         </w:rPr>
-        <w:t>簡練</w:t>
-      </w:r>
-      <w:r>
-        <w:rPr>
-          <w:rFonts w:ascii="標楷體" w:eastAsia="標楷體" w:hAnsi="標楷體" w:hint="eastAsia"/>
-          <w:sz w:val="28"/>
-          <w:szCs w:val="28"/>
-        </w:rPr>
-        <w:t>的語言，營造出悠遠而深</w:t>
-      </w:r>
-      <w:proofErr w:type="gramStart"/>
-      <w:r>
-        <w:rPr>
-          <w:rFonts w:ascii="標楷體" w:eastAsia="標楷體" w:hAnsi="標楷體" w:hint="eastAsia"/>
-          <w:sz w:val="28"/>
-          <w:szCs w:val="28"/>
-        </w:rPr>
-        <w:t>沉</w:t>
-      </w:r>
-      <w:proofErr w:type="gramEnd"/>
-      <w:r>
-        <w:rPr>
-          <w:rFonts w:ascii="標楷體" w:eastAsia="標楷體" w:hAnsi="標楷體" w:hint="eastAsia"/>
-          <w:sz w:val="28"/>
-          <w:szCs w:val="28"/>
-        </w:rPr>
-        <w:t>的意境，展現</w:t>
-      </w:r>
-      <w:r>
-        <w:rPr>
-          <w:rFonts w:ascii="標楷體" w:eastAsia="標楷體" w:hAnsi="標楷體" w:hint="eastAsia"/>
-          <w:sz w:val="28"/>
-          <w:szCs w:val="28"/>
-          <w:u w:val="single"/>
-        </w:rPr>
-        <w:t>李白</w:t>
-      </w:r>
-      <w:r>
-        <w:rPr>
-          <w:rFonts w:ascii="標楷體" w:eastAsia="標楷體" w:hAnsi="標楷體" w:hint="eastAsia"/>
-          <w:sz w:val="28"/>
-          <w:szCs w:val="28"/>
-        </w:rPr>
-        <w:t>由</w:t>
+        <w:t>邁</w:t>
       </w:r>
       <w:r>
         <w:rPr>
@@ -1633,7 +1233,15 @@
           <w:sz w:val="28"/>
           <w:szCs w:val="28"/>
         </w:rPr>
-        <w:t>豪</w:t>
+        <w:t>奔放</w:t>
+      </w:r>
+      <w:r>
+        <w:rPr>
+          <w:rFonts w:ascii="標楷體" w:eastAsia="標楷體" w:hAnsi="標楷體" w:hint="eastAsia"/>
+          <w:sz w:val="28"/>
+          <w:szCs w:val="28"/>
+        </w:rPr>
+        <w:t>轉向內省沉靜的一面。詩中「人」與「山」的相互凝視，正是</w:t>
       </w:r>
       <w:r>
         <w:rPr>
@@ -1643,34 +1251,6 @@
           <w:sz w:val="28"/>
           <w:szCs w:val="28"/>
         </w:rPr>
-        <w:t>邁</w:t>
-      </w:r>
-      <w:r>
-        <w:rPr>
-          <w:rFonts w:ascii="標楷體" w:eastAsia="標楷體" w:hAnsi="標楷體" w:hint="eastAsia"/>
-          <w:b/>
-          <w:bCs/>
-          <w:sz w:val="28"/>
-          <w:szCs w:val="28"/>
-        </w:rPr>
-        <w:t>奔放</w:t>
-      </w:r>
-      <w:r>
-        <w:rPr>
-          <w:rFonts w:ascii="標楷體" w:eastAsia="標楷體" w:hAnsi="標楷體" w:hint="eastAsia"/>
-          <w:sz w:val="28"/>
-          <w:szCs w:val="28"/>
-        </w:rPr>
-        <w:t>轉向內省沉靜的一面。詩中「人」與「山」的相互凝視，正是</w:t>
-      </w:r>
-      <w:r>
-        <w:rPr>
-          <w:rFonts w:ascii="標楷體" w:eastAsia="標楷體" w:hAnsi="標楷體" w:hint="eastAsia"/>
-          <w:b/>
-          <w:bCs/>
-          <w:sz w:val="28"/>
-          <w:szCs w:val="28"/>
-        </w:rPr>
         <w:t>物我合一</w:t>
       </w:r>
       <w:r>
@@ -1679,25 +1259,7 @@
           <w:sz w:val="28"/>
           <w:szCs w:val="28"/>
         </w:rPr>
-        <w:t>的最高境界，使</w:t>
-      </w:r>
-      <w:proofErr w:type="gramStart"/>
-      <w:r>
-        <w:rPr>
-          <w:rFonts w:ascii="標楷體" w:eastAsia="標楷體" w:hAnsi="標楷體" w:hint="eastAsia"/>
-          <w:sz w:val="28"/>
-          <w:szCs w:val="28"/>
-        </w:rPr>
-        <w:t>這首短詩</w:t>
-      </w:r>
-      <w:proofErr w:type="gramEnd"/>
-      <w:r>
-        <w:rPr>
-          <w:rFonts w:ascii="標楷體" w:eastAsia="標楷體" w:hAnsi="標楷體" w:hint="eastAsia"/>
-          <w:sz w:val="28"/>
-          <w:szCs w:val="28"/>
-        </w:rPr>
-        <w:t>具有耐人尋味、反覆咀嚼的藝術魅力。</w:t>
+        <w:t>的最高境界，使這首短詩具有耐人尋味、反覆咀嚼的藝術魅力。</w:t>
       </w:r>
     </w:p>
     <w:p>
@@ -1760,25 +1322,7 @@
           <w:sz w:val="28"/>
           <w:szCs w:val="28"/>
         </w:rPr>
-        <w:t>形容</w:t>
-      </w:r>
-      <w:proofErr w:type="gramStart"/>
-      <w:r>
-        <w:rPr>
-          <w:rFonts w:ascii="標楷體" w:eastAsia="標楷體" w:hAnsi="標楷體" w:hint="eastAsia"/>
-          <w:sz w:val="28"/>
-          <w:szCs w:val="28"/>
-        </w:rPr>
-        <w:t>一</w:t>
-      </w:r>
-      <w:proofErr w:type="gramEnd"/>
-      <w:r>
-        <w:rPr>
-          <w:rFonts w:ascii="標楷體" w:eastAsia="標楷體" w:hAnsi="標楷體" w:hint="eastAsia"/>
-          <w:sz w:val="28"/>
-          <w:szCs w:val="28"/>
-        </w:rPr>
-        <w:t>個人精神飽滿、志氣高昂，對自己充滿信心，看起來神采奕奕、充滿幹勁。常用來形容年輕得志、春風得意的狀態。</w:t>
+        <w:t>形容一個人精神飽滿、志氣高昂，對自己充滿信心，看起來神采奕奕、充滿幹勁。常用來形容年輕得志、春風得意的狀態。</w:t>
       </w:r>
     </w:p>
     <w:p>
@@ -1819,25 +1363,7 @@
           <w:sz w:val="28"/>
           <w:szCs w:val="28"/>
         </w:rPr>
-        <w:t>指生活動</w:t>
-      </w:r>
-      <w:proofErr w:type="gramStart"/>
-      <w:r>
-        <w:rPr>
-          <w:rFonts w:ascii="標楷體" w:eastAsia="標楷體" w:hAnsi="標楷體" w:hint="eastAsia"/>
-          <w:sz w:val="28"/>
-          <w:szCs w:val="28"/>
-        </w:rPr>
-        <w:t>盪</w:t>
-      </w:r>
-      <w:proofErr w:type="gramEnd"/>
-      <w:r>
-        <w:rPr>
-          <w:rFonts w:ascii="標楷體" w:eastAsia="標楷體" w:hAnsi="標楷體" w:hint="eastAsia"/>
-          <w:sz w:val="28"/>
-          <w:szCs w:val="28"/>
-        </w:rPr>
-        <w:t>不安，四處奔波流浪，沒有固定的居所，日子過得非常辛苦。多用來形容戰亂、迫害或人生遭逢重大變故後的處境。</w:t>
+        <w:t>指生活動盪不安，四處奔波流浪，沒有固定的居所，日子過得非常辛苦。多用來形容戰亂、迫害或人生遭逢重大變故後的處境。</w:t>
       </w:r>
     </w:p>
     <w:p>
@@ -1856,7 +1382,6 @@
           <w:szCs w:val="28"/>
         </w:rPr>
       </w:pPr>
-      <w:proofErr w:type="gramStart"/>
       <w:r>
         <w:rPr>
           <w:rFonts w:ascii="標楷體" w:eastAsia="標楷體" w:hAnsi="標楷體" w:hint="eastAsia"/>
@@ -1865,7 +1390,6 @@
         </w:rPr>
         <w:t>吟詩論道</w:t>
       </w:r>
-      <w:proofErr w:type="gramEnd"/>
       <w:r>
         <w:rPr>
           <w:rFonts w:ascii="標楷體" w:eastAsia="標楷體" w:hAnsi="標楷體" w:hint="eastAsia"/>
@@ -1915,7 +1439,6 @@
         </w:rPr>
         <w:t>（</w:t>
       </w:r>
-      <w:proofErr w:type="gramStart"/>
       <w:r>
         <w:rPr>
           <w:rFonts w:ascii="標楷體" w:eastAsia="標楷體" w:hAnsi="標楷體" w:hint="eastAsia"/>
@@ -1925,7 +1448,6 @@
         </w:rPr>
         <w:t>ㄅㄟˋ</w:t>
       </w:r>
-      <w:proofErr w:type="gramEnd"/>
       <w:r>
         <w:rPr>
           <w:rFonts w:ascii="標楷體" w:eastAsia="標楷體" w:hAnsi="標楷體" w:hint="eastAsia"/>
@@ -1948,25 +1470,7 @@
           <w:sz w:val="28"/>
           <w:szCs w:val="28"/>
         </w:rPr>
-        <w:t>身體或精神因為長時間勞累、奔波或承受壓力而感到</w:t>
-      </w:r>
-      <w:proofErr w:type="gramStart"/>
-      <w:r>
-        <w:rPr>
-          <w:rFonts w:ascii="標楷體" w:eastAsia="標楷體" w:hAnsi="標楷體" w:hint="eastAsia"/>
-          <w:sz w:val="28"/>
-          <w:szCs w:val="28"/>
-        </w:rPr>
-        <w:t>非常勞</w:t>
-      </w:r>
-      <w:proofErr w:type="gramEnd"/>
-      <w:r>
-        <w:rPr>
-          <w:rFonts w:ascii="標楷體" w:eastAsia="標楷體" w:hAnsi="標楷體" w:hint="eastAsia"/>
-          <w:sz w:val="28"/>
-          <w:szCs w:val="28"/>
-        </w:rPr>
-        <w:t>倦，提不起精神，甚至帶有心力交瘁的感覺。</w:t>
+        <w:t>身體或精神因為長時間勞累、奔波或承受壓力而感到非常勞倦，提不起精神，甚至帶有心力交瘁的感覺。</w:t>
       </w:r>
     </w:p>
     <w:p>
@@ -1991,18 +1495,8 @@
           <w:sz w:val="28"/>
           <w:szCs w:val="28"/>
         </w:rPr>
-        <w:t>凝</w:t>
-      </w:r>
-      <w:proofErr w:type="gramStart"/>
-      <w:r>
-        <w:rPr>
-          <w:rFonts w:ascii="標楷體" w:eastAsia="標楷體" w:hAnsi="標楷體" w:hint="eastAsia"/>
-          <w:sz w:val="28"/>
-          <w:szCs w:val="28"/>
-        </w:rPr>
-        <w:t>鍊</w:t>
-      </w:r>
-      <w:proofErr w:type="gramEnd"/>
+        <w:t>凝鍊</w:t>
+      </w:r>
       <w:r>
         <w:rPr>
           <w:rFonts w:ascii="標楷體" w:eastAsia="標楷體" w:hAnsi="標楷體" w:hint="eastAsia"/>
@@ -2090,43 +1584,7 @@
           <w:sz w:val="28"/>
           <w:szCs w:val="28"/>
         </w:rPr>
-        <w:t>中，</w:t>
-      </w:r>
-      <w:proofErr w:type="gramStart"/>
-      <w:r>
-        <w:rPr>
-          <w:rFonts w:ascii="標楷體" w:eastAsia="標楷體" w:hAnsi="標楷體" w:hint="eastAsia"/>
-          <w:sz w:val="28"/>
-          <w:szCs w:val="28"/>
-        </w:rPr>
-        <w:t>先寫鳥飛</w:t>
-      </w:r>
-      <w:proofErr w:type="gramEnd"/>
-      <w:r>
-        <w:rPr>
-          <w:rFonts w:ascii="標楷體" w:eastAsia="標楷體" w:hAnsi="標楷體" w:hint="eastAsia"/>
-          <w:sz w:val="28"/>
-          <w:szCs w:val="28"/>
-        </w:rPr>
-        <w:t>、</w:t>
-      </w:r>
-      <w:proofErr w:type="gramStart"/>
-      <w:r>
-        <w:rPr>
-          <w:rFonts w:ascii="標楷體" w:eastAsia="標楷體" w:hAnsi="標楷體" w:hint="eastAsia"/>
-          <w:sz w:val="28"/>
-          <w:szCs w:val="28"/>
-        </w:rPr>
-        <w:t>雲去</w:t>
-      </w:r>
-      <w:proofErr w:type="gramEnd"/>
-      <w:r>
-        <w:rPr>
-          <w:rFonts w:ascii="標楷體" w:eastAsia="標楷體" w:hAnsi="標楷體" w:hint="eastAsia"/>
-          <w:sz w:val="28"/>
-          <w:szCs w:val="28"/>
-        </w:rPr>
-        <w:t>，鋪陳出寂靜的氣氛，再引出詩人內心的孤寂與超然。</w:t>
+        <w:t>中，先寫鳥飛、雲去，鋪陳出寂靜的氣氛，再引出詩人內心的孤寂與超然。</w:t>
       </w:r>
     </w:p>
     <w:p>
@@ -2243,7 +1701,6 @@
         </w:rPr>
         <w:t>（</w:t>
       </w:r>
-      <w:proofErr w:type="gramStart"/>
       <w:r>
         <w:rPr>
           <w:rFonts w:ascii="標楷體" w:eastAsia="標楷體" w:hAnsi="標楷體" w:hint="eastAsia"/>
@@ -2253,7 +1710,6 @@
         </w:rPr>
         <w:t>ㄌㄧㄠˊ</w:t>
       </w:r>
-      <w:proofErr w:type="gramEnd"/>
       <w:r>
         <w:rPr>
           <w:rFonts w:ascii="標楷體" w:eastAsia="標楷體" w:hAnsi="標楷體" w:hint="eastAsia"/>
@@ -2276,61 +1732,7 @@
           <w:sz w:val="28"/>
           <w:szCs w:val="28"/>
         </w:rPr>
-        <w:t>指空間廣闊卻人跡罕至，氣氛安靜而</w:t>
-      </w:r>
-      <w:proofErr w:type="gramStart"/>
-      <w:r>
-        <w:rPr>
-          <w:rFonts w:ascii="標楷體" w:eastAsia="標楷體" w:hAnsi="標楷體" w:hint="eastAsia"/>
-          <w:sz w:val="28"/>
-          <w:szCs w:val="28"/>
-        </w:rPr>
-        <w:t>略帶孤清</w:t>
-      </w:r>
-      <w:proofErr w:type="gramEnd"/>
-      <w:r>
-        <w:rPr>
-          <w:rFonts w:ascii="標楷體" w:eastAsia="標楷體" w:hAnsi="標楷體" w:hint="eastAsia"/>
-          <w:sz w:val="28"/>
-          <w:szCs w:val="28"/>
-        </w:rPr>
-        <w:t>。群</w:t>
-      </w:r>
-      <w:proofErr w:type="gramStart"/>
-      <w:r>
-        <w:rPr>
-          <w:rFonts w:ascii="標楷體" w:eastAsia="標楷體" w:hAnsi="標楷體" w:hint="eastAsia"/>
-          <w:sz w:val="28"/>
-          <w:szCs w:val="28"/>
-        </w:rPr>
-        <w:t>鳥飛盡</w:t>
-      </w:r>
-      <w:proofErr w:type="gramEnd"/>
-      <w:r>
-        <w:rPr>
-          <w:rFonts w:ascii="標楷體" w:eastAsia="標楷體" w:hAnsi="標楷體" w:hint="eastAsia"/>
-          <w:sz w:val="28"/>
-          <w:szCs w:val="28"/>
-        </w:rPr>
-        <w:t>、只</w:t>
-      </w:r>
-      <w:proofErr w:type="gramStart"/>
-      <w:r>
-        <w:rPr>
-          <w:rFonts w:ascii="標楷體" w:eastAsia="標楷體" w:hAnsi="標楷體" w:hint="eastAsia"/>
-          <w:sz w:val="28"/>
-          <w:szCs w:val="28"/>
-        </w:rPr>
-        <w:t>剩孤雲</w:t>
-      </w:r>
-      <w:proofErr w:type="gramEnd"/>
-      <w:r>
-        <w:rPr>
-          <w:rFonts w:ascii="標楷體" w:eastAsia="標楷體" w:hAnsi="標楷體" w:hint="eastAsia"/>
-          <w:sz w:val="28"/>
-          <w:szCs w:val="28"/>
-        </w:rPr>
-        <w:t>的畫面，營造出空曠寂寥的意境，也襯托詩人的孤獨心境。</w:t>
+        <w:t>指空間廣闊卻人跡罕至，氣氛安靜而略帶孤清。群鳥飛盡、只剩孤雲的畫面，營造出空曠寂寥的意境，也襯托詩人的孤獨心境。</w:t>
       </w:r>
     </w:p>
     <w:p>
@@ -2412,16 +1814,7 @@
           <w:sz w:val="28"/>
           <w:szCs w:val="28"/>
         </w:rPr>
-        <w:t>指內心找到依靠與平靜，不再漂泊不安。詩人</w:t>
-      </w:r>
-      <w:proofErr w:type="gramStart"/>
-      <w:r>
-        <w:rPr>
-          <w:rFonts w:ascii="標楷體" w:eastAsia="標楷體" w:hAnsi="標楷體" w:hint="eastAsia"/>
-          <w:sz w:val="28"/>
-          <w:szCs w:val="28"/>
-        </w:rPr>
-        <w:t>與</w:t>
+        <w:t>指內心找到依靠與平靜，不再漂泊不安。詩人與</w:t>
       </w:r>
       <w:r>
         <w:rPr>
@@ -2432,7 +1825,6 @@
         </w:rPr>
         <w:t>敬亭山</w:t>
       </w:r>
-      <w:proofErr w:type="gramEnd"/>
       <w:r>
         <w:rPr>
           <w:rFonts w:ascii="標楷體" w:eastAsia="標楷體" w:hAnsi="標楷體" w:hint="eastAsia"/>
@@ -2464,25 +1856,7 @@
           <w:sz w:val="28"/>
           <w:szCs w:val="28"/>
         </w:rPr>
-        <w:t>超然</w:t>
-      </w:r>
-      <w:proofErr w:type="gramStart"/>
-      <w:r>
-        <w:rPr>
-          <w:rFonts w:ascii="標楷體" w:eastAsia="標楷體" w:hAnsi="標楷體" w:hint="eastAsia"/>
-          <w:sz w:val="28"/>
-          <w:szCs w:val="28"/>
-        </w:rPr>
-        <w:t>世</w:t>
-      </w:r>
-      <w:proofErr w:type="gramEnd"/>
-      <w:r>
-        <w:rPr>
-          <w:rFonts w:ascii="標楷體" w:eastAsia="標楷體" w:hAnsi="標楷體" w:hint="eastAsia"/>
-          <w:sz w:val="28"/>
-          <w:szCs w:val="28"/>
-        </w:rPr>
-        <w:t>外</w:t>
+        <w:t>超然世外</w:t>
       </w:r>
       <w:r>
         <w:rPr>
@@ -2498,43 +1872,7 @@
           <w:sz w:val="28"/>
           <w:szCs w:val="28"/>
         </w:rPr>
-        <w:t>指精神上遠離塵世的紛擾與名利，不與俗</w:t>
-      </w:r>
-      <w:proofErr w:type="gramStart"/>
-      <w:r>
-        <w:rPr>
-          <w:rFonts w:ascii="標楷體" w:eastAsia="標楷體" w:hAnsi="標楷體" w:hint="eastAsia"/>
-          <w:sz w:val="28"/>
-          <w:szCs w:val="28"/>
-        </w:rPr>
-        <w:t>世</w:t>
-      </w:r>
-      <w:proofErr w:type="gramEnd"/>
-      <w:r>
-        <w:rPr>
-          <w:rFonts w:ascii="標楷體" w:eastAsia="標楷體" w:hAnsi="標楷體" w:hint="eastAsia"/>
-          <w:sz w:val="28"/>
-          <w:szCs w:val="28"/>
-        </w:rPr>
-        <w:t>同流合</w:t>
-      </w:r>
-      <w:proofErr w:type="gramStart"/>
-      <w:r>
-        <w:rPr>
-          <w:rFonts w:ascii="標楷體" w:eastAsia="標楷體" w:hAnsi="標楷體" w:hint="eastAsia"/>
-          <w:sz w:val="28"/>
-          <w:szCs w:val="28"/>
-        </w:rPr>
-        <w:t>汙</w:t>
-      </w:r>
-      <w:proofErr w:type="gramEnd"/>
-      <w:r>
-        <w:rPr>
-          <w:rFonts w:ascii="標楷體" w:eastAsia="標楷體" w:hAnsi="標楷體" w:hint="eastAsia"/>
-          <w:sz w:val="28"/>
-          <w:szCs w:val="28"/>
-        </w:rPr>
-        <w:t>。</w:t>
+        <w:t>指精神上遠離塵世的紛擾與名利，不與俗世同流合汙。</w:t>
       </w:r>
     </w:p>
     <w:p>
@@ -2639,7 +1977,7 @@
         <w:ind w:leftChars="0" w:left="284" w:hanging="426"/>
         <w:jc w:val="both"/>
         <w:rPr>
-          <w:rFonts w:ascii="標楷體" w:eastAsia="標楷體" w:hAnsi="標楷體" w:hint="eastAsia"/>
+          <w:rFonts w:ascii="標楷體" w:eastAsia="標楷體" w:hAnsi="標楷體"/>
           <w:sz w:val="28"/>
           <w:szCs w:val="28"/>
         </w:rPr>
